--- a/Meshcheryakov_Aleksandr/lb4/Meshcheryakov_Aleksandr_lb4.docx
+++ b/Meshcheryakov_Aleksandr/lb4/Meshcheryakov_Aleksandr_lb4.docx
@@ -2145,7 +2145,7 @@
           <w:szCs w:val="28"/>
         </w:rPr>
         <w:drawing>
-          <wp:anchor behindDoc="0" distT="0" distB="0" distL="0" distR="0" simplePos="0" locked="0" layoutInCell="0" allowOverlap="1" relativeHeight="3">
+          <wp:anchor behindDoc="0" distT="0" distB="0" distL="0" distR="0" simplePos="0" locked="0" layoutInCell="0" allowOverlap="1" relativeHeight="2">
             <wp:simplePos x="0" y="0"/>
             <wp:positionH relativeFrom="column">
               <wp:posOffset>-97155</wp:posOffset>
@@ -5038,7 +5038,7 @@
       </w:pPr>
       <w:r>
         <w:drawing>
-          <wp:anchor behindDoc="0" distT="0" distB="0" distL="0" distR="0" simplePos="0" locked="0" layoutInCell="0" allowOverlap="1" relativeHeight="2">
+          <wp:anchor behindDoc="0" distT="0" distB="0" distL="0" distR="0" simplePos="0" locked="0" layoutInCell="0" allowOverlap="1" relativeHeight="13">
             <wp:simplePos x="0" y="0"/>
             <wp:positionH relativeFrom="column">
               <wp:align>center</wp:align>
@@ -5046,7 +5046,7 @@
             <wp:positionV relativeFrom="paragraph">
               <wp:posOffset>635</wp:posOffset>
             </wp:positionV>
-            <wp:extent cx="6120130" cy="4593590"/>
+            <wp:extent cx="5700395" cy="5410200"/>
             <wp:effectExtent l="0" t="0" r="0" b="0"/>
             <wp:wrapSquare wrapText="largest"/>
             <wp:docPr id="2" name="Image1" descr=""/>
@@ -5071,7 +5071,7 @@
                   <pic:spPr bwMode="auto">
                     <a:xfrm>
                       <a:off x="0" y="0"/>
-                      <a:ext cx="6120130" cy="4593590"/>
+                      <a:ext cx="5700395" cy="5410200"/>
                     </a:xfrm>
                     <a:prstGeom prst="rect">
                       <a:avLst/>
@@ -5939,8 +5939,8 @@
       </w:pPr>
       <w:r>
         <w:rPr>
-          <w:sz w:val="28"/>
-          <w:szCs w:val="28"/>
+          <w:rFonts w:ascii="Times New Roman" w:hAnsi="Times New Roman"/>
+          <w:color w:val="000000"/>
         </w:rPr>
       </w:r>
     </w:p>
@@ -6050,7 +6050,7 @@
           <w:szCs w:val="28"/>
         </w:rPr>
         <w:drawing>
-          <wp:anchor behindDoc="0" distT="0" distB="0" distL="0" distR="0" simplePos="0" locked="0" layoutInCell="0" allowOverlap="1" relativeHeight="4">
+          <wp:anchor behindDoc="0" distT="0" distB="0" distL="0" distR="0" simplePos="0" locked="0" layoutInCell="0" allowOverlap="1" relativeHeight="3">
             <wp:simplePos x="0" y="0"/>
             <wp:positionH relativeFrom="column">
               <wp:align>center</wp:align>
@@ -6191,7 +6191,7 @@
           <w:szCs w:val="28"/>
         </w:rPr>
         <w:drawing>
-          <wp:anchor behindDoc="0" distT="0" distB="0" distL="0" distR="0" simplePos="0" locked="0" layoutInCell="0" allowOverlap="1" relativeHeight="5">
+          <wp:anchor behindDoc="0" distT="0" distB="0" distL="0" distR="0" simplePos="0" locked="0" layoutInCell="0" allowOverlap="1" relativeHeight="4">
             <wp:simplePos x="0" y="0"/>
             <wp:positionH relativeFrom="column">
               <wp:align>center</wp:align>
@@ -6401,7 +6401,52 @@
         </w:rPr>
       </w:pPr>
       <w:r>
-        <w:rPr/>
+        <w:rPr>
+          <w:rFonts w:ascii="Times New Roman" w:hAnsi="Times New Roman"/>
+          <w:color w:val="000000"/>
+          <w:sz w:val="28"/>
+          <w:szCs w:val="28"/>
+        </w:rPr>
+      </w:r>
+    </w:p>
+    <w:p>
+      <w:pPr>
+        <w:pStyle w:val="Heading2"/>
+        <w:jc w:val="center"/>
+        <w:rPr>
+          <w:rFonts w:ascii="Times New Roman" w:hAnsi="Times New Roman"/>
+          <w:color w:val="000000"/>
+          <w:sz w:val="28"/>
+          <w:szCs w:val="28"/>
+        </w:rPr>
+      </w:pPr>
+      <w:r>
+        <w:rPr>
+          <w:rFonts w:ascii="Times New Roman" w:hAnsi="Times New Roman"/>
+          <w:color w:val="000000"/>
+          <w:sz w:val="28"/>
+          <w:szCs w:val="28"/>
+        </w:rPr>
+      </w:r>
+    </w:p>
+    <w:p>
+      <w:pPr>
+        <w:pStyle w:val="Heading2"/>
+        <w:jc w:val="center"/>
+        <w:rPr>
+          <w:rFonts w:ascii="Times New Roman" w:hAnsi="Times New Roman"/>
+          <w:color w:val="000000"/>
+          <w:sz w:val="28"/>
+          <w:szCs w:val="28"/>
+        </w:rPr>
+      </w:pPr>
+      <w:r>
+        <w:rPr>
+          <w:rFonts w:ascii="Times New Roman" w:hAnsi="Times New Roman"/>
+          <w:color w:val="000000"/>
+          <w:sz w:val="28"/>
+          <w:szCs w:val="28"/>
+        </w:rPr>
       </w:r>
     </w:p>
     <w:p>
@@ -6504,7 +6549,11 @@
         </w:rPr>
       </w:pPr>
       <w:r>
-        <w:rPr/>
+        <w:rPr>
+          <w:b w:val="false"/>
+          <w:bCs w:val="false"/>
+          <w:color w:val="000000"/>
+        </w:rPr>
       </w:r>
     </w:p>
     <w:p>
@@ -6519,8 +6568,8 @@
       </w:pPr>
       <w:r>
         <w:rPr>
-          <w:b w:val="false"/>
-          <w:bCs w:val="false"/>
+          <w:sz w:val="28"/>
+          <w:szCs w:val="28"/>
         </w:rPr>
       </w:r>
     </w:p>
@@ -6672,9 +6721,8 @@
       </w:pPr>
       <w:r>
         <w:rPr>
-          <w:color w:val="000000"/>
-          <w:sz w:val="28"/>
-          <w:szCs w:val="28"/>
+          <w:b w:val="false"/>
+          <w:bCs w:val="false"/>
         </w:rPr>
       </w:r>
     </w:p>
@@ -9879,7 +9927,7 @@
     </w:r>
     <w:r>
       <w:rPr/>
-      <w:t>16</w:t>
+      <w:t>15</w:t>
     </w:r>
     <w:r>
       <w:rPr/>
